--- a/lessions/0004.docx
+++ b/lessions/0004.docx
@@ -97,8 +97,14 @@
       </w:r>
     </w:p>
     <w:p>
-      <w:r>
-        <w:t>Nurse: Y tá</w:t>
+      <w:pPr>
+        <w:pStyle w:val="Title"/>
+      </w:pPr>
+      <w:r>
+        <w:t>Nurse: Y t</w:t>
+      </w:r>
+      <w:r>
+        <w:t>á</w:t>
       </w:r>
     </w:p>
     <w:p>

--- a/lessions/0004.docx
+++ b/lessions/0004.docx
@@ -97,14 +97,8 @@
       </w:r>
     </w:p>
     <w:p>
-      <w:pPr>
-        <w:pStyle w:val="Title"/>
-      </w:pPr>
-      <w:r>
-        <w:t>Nurse: Y t</w:t>
-      </w:r>
-      <w:r>
-        <w:t>á</w:t>
+      <w:r>
+        <w:t>Nurse: y tá</w:t>
       </w:r>
     </w:p>
     <w:p>
